--- a/docs/KINTAI_従業員マニュアル_iPhone.docx
+++ b/docs/KINTAI_従業員マニュアル_iPhone.docx
@@ -841,7 +841,7 @@
           <w:sz w:val="22"/>
           <w:szCs w:val="22"/>
         </w:rPr>
-        <w:t xml:space="preserve">http://[サーバーIP]:3000</w:t>
+        <w:t xml:space="preserve">https://kintai-app-3na7.onrender.com</w:t>
       </w:r>
     </w:p>
     <w:p>
@@ -865,7 +865,7 @@
           <w:sz w:val="22"/>
           <w:szCs w:val="22"/>
         </w:rPr>
-        <w:t xml:space="preserve">アドレスは、会社から届いたメールや掲示に記載されています。わからない場合は、情報システム部にお問い合わせください。</w:t>
+        <w:t xml:space="preserve">上記のアドレスはインターネットに接続されていればいつでもアクセスできます。PCを閉じていてもスマートフォンから利用可能です。</w:t>
       </w:r>
     </w:p>
     <w:p>
@@ -2137,6 +2137,30 @@
           <w:sz w:val="22"/>
           <w:szCs w:val="22"/>
         </w:rPr>
+        <w:t xml:space="preserve">「メールアドレスを記憶する」チェックボックスにチェックを入れると、次回ログイン時にメールアドレスが自動入力されます。共用の端末では、チェックを入れないことをおすすめします。</w:t>
+      </w:r>
+    </w:p>
+    <w:p>
+      <w:pPr>
+        <w:spacing w:after="140" w:line="360"/>
+        <w:ind w:left="283"/>
+      </w:pPr>
+      <w:r>
+        <w:rPr>
+          <w:rFonts w:ascii="游ゴシック" w:cs="游ゴシック" w:eastAsia="游ゴシック" w:hAnsi="游ゴシック"/>
+          <w:b/>
+          <w:bCs/>
+          <w:sz w:val="22"/>
+          <w:szCs w:val="22"/>
+        </w:rPr>
+        <w:t xml:space="preserve">⑥ </w:t>
+      </w:r>
+      <w:r>
+        <w:rPr>
+          <w:rFonts w:ascii="游ゴシック" w:cs="游ゴシック" w:eastAsia="游ゴシック" w:hAnsi="游ゴシック"/>
+          <w:sz w:val="22"/>
+          <w:szCs w:val="22"/>
+        </w:rPr>
         <w:t xml:space="preserve">【ログイン】ボタンをタップします。</w:t>
       </w:r>
     </w:p>
@@ -2153,7 +2177,7 @@
           <w:sz w:val="22"/>
           <w:szCs w:val="22"/>
         </w:rPr>
-        <w:t xml:space="preserve">⑥ </w:t>
+        <w:t xml:space="preserve">⑦ </w:t>
       </w:r>
       <w:r>
         <w:rPr>
@@ -2162,6 +2186,35 @@
           <w:szCs w:val="22"/>
         </w:rPr>
         <w:t xml:space="preserve">打刻画面（メインの画面）が表示されたら、ログイン成功です。</w:t>
+      </w:r>
+    </w:p>
+    <w:p>
+      <w:pPr>
+        <w:spacing w:after="120"/>
+      </w:pPr>
+    </w:p>
+    <w:p>
+      <w:pPr>
+        <w:spacing w:after="160" w:before="100" w:line="360"/>
+      </w:pPr>
+      <w:r>
+        <w:rPr>
+          <w:rFonts w:ascii="游ゴシック" w:cs="游ゴシック" w:eastAsia="游ゴシック" w:hAnsi="游ゴシック"/>
+          <w:b/>
+          <w:bCs/>
+          <w:color w:val="0066CC"/>
+          <w:sz w:val="22"/>
+          <w:szCs w:val="22"/>
+        </w:rPr>
+        <w:t xml:space="preserve">💡 ワンポイント: </w:t>
+      </w:r>
+      <w:r>
+        <w:rPr>
+          <w:rFonts w:ascii="游ゴシック" w:cs="游ゴシック" w:eastAsia="游ゴシック" w:hAnsi="游ゴシック"/>
+          <w:sz w:val="22"/>
+          <w:szCs w:val="22"/>
+        </w:rPr>
+        <w:t xml:space="preserve">「メールアドレスを記憶する」にチェックを入れておくと、毎回メールアドレスを入力する手間が省けて便利です。</w:t>
       </w:r>
     </w:p>
     <w:p>
@@ -3599,7 +3652,7 @@
           <w:sz w:val="22"/>
           <w:szCs w:val="22"/>
         </w:rPr>
-        <w:t xml:space="preserve">画面下部のメニューバーから【📅 日次】をタップします。</w:t>
+        <w:t xml:space="preserve">サイドバー（デスクトップ）またはボトムバー（モバイル）から【📅 日次】をタップします。リンク先は /employee/daily です。</w:t>
       </w:r>
     </w:p>
     <w:p>
@@ -4086,7 +4139,7 @@
           <w:sz w:val="22"/>
           <w:szCs w:val="22"/>
         </w:rPr>
-        <w:t xml:space="preserve">画面下部のメニューバーから【📊 月次】をタップします。</w:t>
+        <w:t xml:space="preserve">サイドバー（デスクトップ）またはボトムバー（モバイル）から【📊 月次】をタップします。リンク先は /employee/monthly です。</w:t>
       </w:r>
     </w:p>
     <w:p>
@@ -4637,7 +4690,7 @@
           <w:sz w:val="22"/>
           <w:szCs w:val="22"/>
         </w:rPr>
-        <w:t xml:space="preserve">画面下部のメニューバーから【📋 申請】をタップします。</w:t>
+        <w:t xml:space="preserve">サイドバー（デスクトップ）またはボトムバー（モバイル）から【📋 申請】をタップします。リンク先は /employee/requests です。</w:t>
       </w:r>
     </w:p>
     <w:p>
@@ -5709,7 +5762,7 @@
           <w:sz w:val="22"/>
           <w:szCs w:val="22"/>
         </w:rPr>
-        <w:t xml:space="preserve">・ボトムメニュー（画面下部のメニュー）の使い方</w:t>
+        <w:t xml:space="preserve">・ナビゲーション（サイドバー/ボトムバー）の使い方</w:t>
       </w:r>
     </w:p>
     <w:p>
@@ -6362,7 +6415,7 @@
           <w:sz w:val="28"/>
           <w:szCs w:val="28"/>
         </w:rPr>
-        <w:t xml:space="preserve">7-3　ボトムメニュー（画面下部のメニュー）</w:t>
+        <w:t xml:space="preserve">7-3　ナビゲーション（サイドバー/ボトムバー）</w:t>
       </w:r>
     </w:p>
     <w:p>
@@ -6375,7 +6428,76 @@
           <w:sz w:val="22"/>
           <w:szCs w:val="22"/>
         </w:rPr>
-        <w:t xml:space="preserve">画面の一番下に表示されているメニューバーを「ボトムメニュー」といいます。各アイコンをタップすると、それぞれの画面に移動できます。</w:t>
+        <w:t xml:space="preserve">KINTAIアプリはレスポンシブ対応しており、画面サイズに応じてナビゲーションの表示が切り替わります。</w:t>
+      </w:r>
+    </w:p>
+    <w:p>
+      <w:pPr>
+        <w:spacing w:after="120"/>
+      </w:pPr>
+    </w:p>
+    <w:p>
+      <w:pPr>
+        <w:spacing w:after="120" w:line="360"/>
+      </w:pPr>
+      <w:r>
+        <w:rPr>
+          <w:rFonts w:ascii="游ゴシック" w:cs="游ゴシック" w:eastAsia="游ゴシック" w:hAnsi="游ゴシック"/>
+          <w:b/>
+          <w:bCs/>
+          <w:sz w:val="22"/>
+          <w:szCs w:val="22"/>
+        </w:rPr>
+        <w:t xml:space="preserve">・デスクトップ（PC）: </w:t>
+      </w:r>
+      <w:r>
+        <w:rPr>
+          <w:rFonts w:ascii="游ゴシック" w:cs="游ゴシック" w:eastAsia="游ゴシック" w:hAnsi="游ゴシック"/>
+          <w:sz w:val="22"/>
+          <w:szCs w:val="22"/>
+        </w:rPr>
+        <w:t xml:space="preserve">画面左側に「サイドバー」が常時表示されます。</w:t>
+      </w:r>
+    </w:p>
+    <w:p>
+      <w:pPr>
+        <w:spacing w:after="120" w:line="360"/>
+      </w:pPr>
+      <w:r>
+        <w:rPr>
+          <w:rFonts w:ascii="游ゴシック" w:cs="游ゴシック" w:eastAsia="游ゴシック" w:hAnsi="游ゴシック"/>
+          <w:b/>
+          <w:bCs/>
+          <w:sz w:val="22"/>
+          <w:szCs w:val="22"/>
+        </w:rPr>
+        <w:t xml:space="preserve">・モバイル（iPhone等）: </w:t>
+      </w:r>
+      <w:r>
+        <w:rPr>
+          <w:rFonts w:ascii="游ゴシック" w:cs="游ゴシック" w:eastAsia="游ゴシック" w:hAnsi="游ゴシック"/>
+          <w:sz w:val="22"/>
+          <w:szCs w:val="22"/>
+        </w:rPr>
+        <w:t xml:space="preserve">画面の一番下に「ボトムバー」が表示されます。</w:t>
+      </w:r>
+    </w:p>
+    <w:p>
+      <w:pPr>
+        <w:spacing w:after="120"/>
+      </w:pPr>
+    </w:p>
+    <w:p>
+      <w:pPr>
+        <w:spacing w:after="120" w:line="360"/>
+      </w:pPr>
+      <w:r>
+        <w:rPr>
+          <w:rFonts w:ascii="游ゴシック" w:cs="游ゴシック" w:eastAsia="游ゴシック" w:hAnsi="游ゴシック"/>
+          <w:sz w:val="22"/>
+          <w:szCs w:val="22"/>
+        </w:rPr>
+        <w:t xml:space="preserve">どちらのナビゲーションでも、各アイコンをタップすると同じ画面に移動できます。</w:t>
       </w:r>
     </w:p>
     <w:p>
@@ -6399,6 +6521,7 @@
         <w:gridCol w:w="100"/>
         <w:gridCol w:w="100"/>
         <w:gridCol w:w="100"/>
+        <w:gridCol w:w="100"/>
       </w:tblGrid>
       <w:tr>
         <w:trPr>
@@ -6469,6 +6592,29 @@
                 <w:sz w:val="20"/>
                 <w:szCs w:val="20"/>
               </w:rPr>
+              <w:t xml:space="preserve">リンク先</w:t>
+            </w:r>
+          </w:p>
+        </w:tc>
+        <w:tc>
+          <w:tcPr>
+            <w:shd w:color="2C3E50" w:val="solid"/>
+            <w:vAlign w:val="center"/>
+          </w:tcPr>
+          <w:p>
+            <w:pPr>
+              <w:spacing w:after="40" w:before="40"/>
+              <w:jc w:val="center"/>
+            </w:pPr>
+            <w:r>
+              <w:rPr>
+                <w:rFonts w:ascii="游ゴシック" w:cs="游ゴシック" w:eastAsia="游ゴシック" w:hAnsi="游ゴシック"/>
+                <w:b/>
+                <w:bCs/>
+                <w:color w:val="FFFFFF"/>
+                <w:sz w:val="20"/>
+                <w:szCs w:val="20"/>
+              </w:rPr>
               <w:t xml:space="preserve">機能</w:t>
             </w:r>
           </w:p>
@@ -6528,6 +6674,25 @@
                 <w:sz w:val="20"/>
                 <w:szCs w:val="20"/>
               </w:rPr>
+              <w:t xml:space="preserve">/employee</w:t>
+            </w:r>
+          </w:p>
+        </w:tc>
+        <w:tc>
+          <w:tcPr>
+            <w:vAlign w:val="center"/>
+          </w:tcPr>
+          <w:p>
+            <w:pPr>
+              <w:spacing w:after="40" w:before="40"/>
+              <w:jc w:val="center"/>
+            </w:pPr>
+            <w:r>
+              <w:rPr>
+                <w:rFonts w:ascii="游ゴシック" w:cs="游ゴシック" w:eastAsia="游ゴシック" w:hAnsi="游ゴシック"/>
+                <w:sz w:val="20"/>
+                <w:szCs w:val="20"/>
+              </w:rPr>
               <w:t xml:space="preserve">出勤・退勤の打刻画面</w:t>
             </w:r>
           </w:p>
@@ -6587,6 +6752,25 @@
                 <w:sz w:val="20"/>
                 <w:szCs w:val="20"/>
               </w:rPr>
+              <w:t xml:space="preserve">/employee/daily</w:t>
+            </w:r>
+          </w:p>
+        </w:tc>
+        <w:tc>
+          <w:tcPr>
+            <w:vAlign w:val="center"/>
+          </w:tcPr>
+          <w:p>
+            <w:pPr>
+              <w:spacing w:after="40" w:before="40"/>
+              <w:jc w:val="center"/>
+            </w:pPr>
+            <w:r>
+              <w:rPr>
+                <w:rFonts w:ascii="游ゴシック" w:cs="游ゴシック" w:eastAsia="游ゴシック" w:hAnsi="游ゴシック"/>
+                <w:sz w:val="20"/>
+                <w:szCs w:val="20"/>
+              </w:rPr>
               <w:t xml:space="preserve">日ごとの勤怠記録一覧</w:t>
             </w:r>
           </w:p>
@@ -6646,6 +6830,25 @@
                 <w:sz w:val="20"/>
                 <w:szCs w:val="20"/>
               </w:rPr>
+              <w:t xml:space="preserve">/employee/monthly</w:t>
+            </w:r>
+          </w:p>
+        </w:tc>
+        <w:tc>
+          <w:tcPr>
+            <w:vAlign w:val="center"/>
+          </w:tcPr>
+          <w:p>
+            <w:pPr>
+              <w:spacing w:after="40" w:before="40"/>
+              <w:jc w:val="center"/>
+            </w:pPr>
+            <w:r>
+              <w:rPr>
+                <w:rFonts w:ascii="游ゴシック" w:cs="游ゴシック" w:eastAsia="游ゴシック" w:hAnsi="游ゴシック"/>
+                <w:sz w:val="20"/>
+                <w:szCs w:val="20"/>
+              </w:rPr>
               <w:t xml:space="preserve">月の勤怠まとめ（サマリ）</w:t>
             </w:r>
           </w:p>
@@ -6705,66 +6908,26 @@
                 <w:sz w:val="20"/>
                 <w:szCs w:val="20"/>
               </w:rPr>
+              <w:t xml:space="preserve">/employee/requests</w:t>
+            </w:r>
+          </w:p>
+        </w:tc>
+        <w:tc>
+          <w:tcPr>
+            <w:vAlign w:val="center"/>
+          </w:tcPr>
+          <w:p>
+            <w:pPr>
+              <w:spacing w:after="40" w:before="40"/>
+              <w:jc w:val="center"/>
+            </w:pPr>
+            <w:r>
+              <w:rPr>
+                <w:rFonts w:ascii="游ゴシック" w:cs="游ゴシック" w:eastAsia="游ゴシック" w:hAnsi="游ゴシック"/>
+                <w:sz w:val="20"/>
+                <w:szCs w:val="20"/>
+              </w:rPr>
               <w:t xml:space="preserve">休暇の申請画面</w:t>
-            </w:r>
-          </w:p>
-        </w:tc>
-      </w:tr>
-      <w:tr>
-        <w:tc>
-          <w:tcPr>
-            <w:vAlign w:val="center"/>
-          </w:tcPr>
-          <w:p>
-            <w:pPr>
-              <w:spacing w:after="40" w:before="40"/>
-              <w:jc w:val="center"/>
-            </w:pPr>
-            <w:r>
-              <w:rPr>
-                <w:rFonts w:ascii="游ゴシック" w:cs="游ゴシック" w:eastAsia="游ゴシック" w:hAnsi="游ゴシック"/>
-                <w:sz w:val="20"/>
-                <w:szCs w:val="20"/>
-              </w:rPr>
-              <w:t xml:space="preserve">…</w:t>
-            </w:r>
-          </w:p>
-        </w:tc>
-        <w:tc>
-          <w:tcPr>
-            <w:vAlign w:val="center"/>
-          </w:tcPr>
-          <w:p>
-            <w:pPr>
-              <w:spacing w:after="40" w:before="40"/>
-              <w:jc w:val="center"/>
-            </w:pPr>
-            <w:r>
-              <w:rPr>
-                <w:rFonts w:ascii="游ゴシック" w:cs="游ゴシック" w:eastAsia="游ゴシック" w:hAnsi="游ゴシック"/>
-                <w:sz w:val="20"/>
-                <w:szCs w:val="20"/>
-              </w:rPr>
-              <w:t xml:space="preserve">その他</w:t>
-            </w:r>
-          </w:p>
-        </w:tc>
-        <w:tc>
-          <w:tcPr>
-            <w:vAlign w:val="center"/>
-          </w:tcPr>
-          <w:p>
-            <w:pPr>
-              <w:spacing w:after="40" w:before="40"/>
-              <w:jc w:val="center"/>
-            </w:pPr>
-            <w:r>
-              <w:rPr>
-                <w:rFonts w:ascii="游ゴシック" w:cs="游ゴシック" w:eastAsia="游ゴシック" w:hAnsi="游ゴシック"/>
-                <w:sz w:val="20"/>
-                <w:szCs w:val="20"/>
-              </w:rPr>
-              <w:t xml:space="preserve">その他のメニュー</w:t>
             </w:r>
           </w:p>
         </w:tc>
@@ -6796,7 +6959,7 @@
           <w:sz w:val="22"/>
           <w:szCs w:val="22"/>
         </w:rPr>
-        <w:t xml:space="preserve">画面を切り替えるには、ボトムメニューのアイコンをタップするだけです。いつでも好きな画面に移動できます。</w:t>
+        <w:t xml:space="preserve">画面を切り替えるには、サイドバーまたはボトムバーのアイコンをタップするだけです。いつでも好きな画面に移動できます。</w:t>
       </w:r>
     </w:p>
     <w:p>
